--- a/data/revised_2026-10_full/tracked/v2/Core_Mathematics/SS1.1_Real_Numbers/Core_Mathematics_Real_Numbers_FinalExplanation_TeacherKey_TRACKED.docx
+++ b/data/revised_2026-10_full/tracked/v2/Core_Mathematics/SS1.1_Real_Numbers/Core_Mathematics_Real_Numbers_FinalExplanation_TeacherKey_TRACKED.docx
@@ -1126,7 +1126,7 @@
               </w:rPr>
               <w:t xml:space="preserve">The circumference is 28 × π cm. The number 28 is rational (a whole number, so it can be written as 28/1). π is irrational: it cannot be written as p/q, and its decimal never ends or repeats. A </w:t>
             </w:r>
-            <w:ins w:id="9001" w:author="Claude (AI) - proposed" w:date="2026-10-15T20:13:40Z">
+            <w:ins w:id="9001" w:author="Claude (AI) - proposed" w:date="2026-10-18T00:27:08Z">
               <w:r>
                 <w:rPr>
                   <w:rFonts w:ascii="Arial" w:cs="Arial" w:eastAsia="Arial" w:hAnsi="Arial"/>
@@ -1154,7 +1154,7 @@
               </w:rPr>
               <w:t xml:space="preserve">rational number multiplied by an irrational number is </w:t>
             </w:r>
-            <w:del w:id="9002" w:author="Claude (AI) - proposed" w:date="2026-10-15T20:13:40Z">
+            <w:del w:id="9002" w:author="Claude (AI) - proposed" w:date="2026-10-18T00:27:08Z">
               <w:r>
                 <w:rPr>
                   <w:rFonts w:ascii="Arial" w:cs="Arial" w:eastAsia="Arial" w:hAnsi="Arial"/>
@@ -1169,7 +1169,7 @@
                 <w:delText xml:space="preserve">generally</w:delText>
               </w:r>
             </w:del>
-            <w:ins w:id="9003" w:author="Claude (AI) - proposed" w:date="2026-10-15T20:13:40Z">
+            <w:ins w:id="9003" w:author="Claude (AI) - proposed" w:date="2026-10-18T00:27:08Z">
               <w:r>
                 <w:rPr>
                   <w:rFonts w:ascii="Arial" w:cs="Arial" w:eastAsia="Arial" w:hAnsi="Arial"/>
@@ -1197,7 +1197,7 @@
               </w:rPr>
               <w:t xml:space="preserve"> irrational, so 28π is irrational. This is why the calculator shows 87.96459430… with digits that go on forever without a pattern, and no fraction or terminating decimal can equal it exactly. The product 28 × 3 = 84 is exact </w:t>
             </w:r>
-            <w:del w:id="9004" w:author="Claude (AI) - proposed" w:date="2026-10-15T20:13:40Z">
+            <w:del w:id="9004" w:author="Claude (AI) - proposed" w:date="2026-10-18T00:27:08Z">
               <w:r>
                 <w:rPr>
                   <w:rFonts w:ascii="Arial" w:cs="Arial" w:eastAsia="Arial" w:hAnsi="Arial"/>
@@ -1212,7 +1212,7 @@
                 <w:delText xml:space="preserve">only because 3 is a rational number that is not π. It is just</w:delText>
               </w:r>
             </w:del>
-            <w:ins w:id="9005" w:author="Claude (AI) - proposed" w:date="2026-10-15T20:13:40Z">
+            <w:ins w:id="9005" w:author="Claude (AI) - proposed" w:date="2026-10-18T00:27:08Z">
               <w:r>
                 <w:rPr>
                   <w:rFonts w:ascii="Arial" w:cs="Arial" w:eastAsia="Arial" w:hAnsi="Arial"/>
@@ -1240,7 +1240,7 @@
               </w:rPr>
               <w:t xml:space="preserve"> a rough replacement for π, not </w:t>
             </w:r>
-            <w:del w:id="9006" w:author="Claude (AI) - proposed" w:date="2026-10-15T20:13:40Z">
+            <w:del w:id="9006" w:author="Claude (AI) - proposed" w:date="2026-10-18T00:27:08Z">
               <w:r>
                 <w:rPr>
                   <w:rFonts w:ascii="Arial" w:cs="Arial" w:eastAsia="Arial" w:hAnsi="Arial"/>
@@ -1255,7 +1255,7 @@
                 <w:delText xml:space="preserve">the</w:delText>
               </w:r>
             </w:del>
-            <w:ins w:id="9007" w:author="Claude (AI) - proposed" w:date="2026-10-15T20:13:40Z">
+            <w:ins w:id="9007" w:author="Claude (AI) - proposed" w:date="2026-10-18T00:27:08Z">
               <w:r>
                 <w:rPr>
                   <w:rFonts w:ascii="Arial" w:cs="Arial" w:eastAsia="Arial" w:hAnsi="Arial"/>
@@ -1380,7 +1380,7 @@
               </w:rPr>
               <w:t xml:space="preserve">The daughter in Gikomba rounded her answer to 88 cm. (a) Explain what she changed about the type of number when she did this. (b) Show what happens if she uses 22/7 in place of π, and say what type of number you get. (c) Explain why a civil engineer in Kisumu sizing a water-tank rim should be careful about when to round, using what you learned about BODMAS and rounding.</w:t>
             </w:r>
-            <w:ins w:id="9008" w:author="Claude (AI) - proposed" w:date="2026-10-15T20:13:40Z">
+            <w:ins w:id="9008" w:author="Claude (AI) - proposed" w:date="2026-10-18T00:27:08Z">
               <w:r>
                 <w:rPr>
                   <w:rFonts w:ascii="Arial" w:cs="Arial" w:eastAsia="Arial" w:hAnsi="Arial"/>
@@ -1475,10 +1475,10 @@
               <w:spacing w:after="40" w:before="0"/>
               <w:jc w:val="left"/>
               <w:rPr>
-                <w:ins w:id="9010" w:author="Claude (AI) - proposed" w:date="2026-10-15T20:13:40Z"/>
-              </w:rPr>
-            </w:pPr>
-            <w:ins w:id="9009" w:author="Claude (AI) - proposed" w:date="2026-10-15T20:13:40Z">
+                <w:ins w:id="9010" w:author="Claude (AI) - proposed" w:date="2026-10-18T00:27:08Z"/>
+              </w:rPr>
+            </w:pPr>
+            <w:ins w:id="9009" w:author="Claude (AI) - proposed" w:date="2026-10-18T00:27:08Z">
               <w:r>
                 <w:rPr>
                   <w:rFonts w:ascii="Arial" w:cs="Arial" w:eastAsia="Arial" w:hAnsi="Arial"/>
@@ -2046,7 +2046,7 @@
               <w:spacing w:after="40" w:before="0"/>
               <w:jc w:val="left"/>
             </w:pPr>
-            <w:del w:id="9011" w:author="Claude (AI) - proposed" w:date="2026-10-15T20:13:40Z">
+            <w:del w:id="9011" w:author="Claude (AI) - proposed" w:date="2026-10-18T00:27:08Z">
               <w:r>
                 <w:rPr>
                   <w:rFonts w:ascii="Arial" w:cs="Arial" w:eastAsia="Arial" w:hAnsi="Arial"/>
@@ -2061,7 +2061,7 @@
                 <w:delText xml:space="preserve">Correctly</w:delText>
               </w:r>
             </w:del>
-            <w:ins w:id="9012" w:author="Claude (AI) - proposed" w:date="2026-10-15T20:13:40Z">
+            <w:ins w:id="9012" w:author="Claude (AI) - proposed" w:date="2026-10-18T00:27:08Z">
               <w:r>
                 <w:rPr>
                   <w:rFonts w:ascii="Arial" w:cs="Arial" w:eastAsia="Arial" w:hAnsi="Arial"/>
@@ -2109,7 +2109,7 @@
               <w:spacing w:after="40" w:before="0"/>
               <w:jc w:val="left"/>
             </w:pPr>
-            <w:del w:id="9013" w:author="Claude (AI) - proposed" w:date="2026-10-15T20:13:40Z">
+            <w:del w:id="9013" w:author="Claude (AI) - proposed" w:date="2026-10-18T00:27:08Z">
               <w:r>
                 <w:rPr>
                   <w:rFonts w:ascii="Arial" w:cs="Arial" w:eastAsia="Arial" w:hAnsi="Arial"/>
@@ -2124,7 +2124,7 @@
                 <w:delText xml:space="preserve">Classifies</w:delText>
               </w:r>
             </w:del>
-            <w:ins w:id="9014" w:author="Claude (AI) - proposed" w:date="2026-10-15T20:13:40Z">
+            <w:ins w:id="9014" w:author="Claude (AI) - proposed" w:date="2026-10-18T00:27:08Z">
               <w:r>
                 <w:rPr>
                   <w:rFonts w:ascii="Arial" w:cs="Arial" w:eastAsia="Arial" w:hAnsi="Arial"/>
@@ -2172,7 +2172,7 @@
               <w:spacing w:after="40" w:before="0"/>
               <w:jc w:val="left"/>
             </w:pPr>
-            <w:del w:id="9015" w:author="Claude (AI) - proposed" w:date="2026-10-15T20:13:40Z">
+            <w:del w:id="9015" w:author="Claude (AI) - proposed" w:date="2026-10-18T00:27:08Z">
               <w:r>
                 <w:rPr>
                   <w:rFonts w:ascii="Arial" w:cs="Arial" w:eastAsia="Arial" w:hAnsi="Arial"/>
@@ -2187,7 +2187,7 @@
                 <w:delText xml:space="preserve">Classifies</w:delText>
               </w:r>
             </w:del>
-            <w:ins w:id="9016" w:author="Claude (AI) - proposed" w:date="2026-10-15T20:13:40Z">
+            <w:ins w:id="9016" w:author="Claude (AI) - proposed" w:date="2026-10-18T00:27:08Z">
               <w:r>
                 <w:rPr>
                   <w:rFonts w:ascii="Arial" w:cs="Arial" w:eastAsia="Arial" w:hAnsi="Arial"/>
@@ -2270,7 +2270,7 @@
               <w:spacing w:after="40" w:before="0"/>
               <w:jc w:val="left"/>
             </w:pPr>
-            <w:del w:id="9017" w:author="Claude (AI) - proposed" w:date="2026-10-15T20:13:40Z">
+            <w:del w:id="9017" w:author="Claude (AI) - proposed" w:date="2026-10-18T00:27:08Z">
               <w:r>
                 <w:rPr>
                   <w:rFonts w:ascii="Arial" w:cs="Arial" w:eastAsia="Arial" w:hAnsi="Arial"/>
@@ -2285,7 +2285,7 @@
                 <w:delText xml:space="preserve">Clearly</w:delText>
               </w:r>
             </w:del>
-            <w:ins w:id="9018" w:author="Claude (AI) - proposed" w:date="2026-10-15T20:13:40Z">
+            <w:ins w:id="9018" w:author="Claude (AI) - proposed" w:date="2026-10-18T00:27:08Z">
               <w:r>
                 <w:rPr>
                   <w:rFonts w:ascii="Arial" w:cs="Arial" w:eastAsia="Arial" w:hAnsi="Arial"/>
@@ -2313,7 +2313,7 @@
               </w:rPr>
               <w:t xml:space="preserve"> explains that 28π is irrational because it is a</w:t>
             </w:r>
-            <w:ins w:id="9019" w:author="Claude (AI) - proposed" w:date="2026-10-15T20:13:40Z">
+            <w:ins w:id="9019" w:author="Claude (AI) - proposed" w:date="2026-10-18T00:27:08Z">
               <w:r>
                 <w:rPr>
                   <w:rFonts w:ascii="Arial" w:cs="Arial" w:eastAsia="Arial" w:hAnsi="Arial"/>
@@ -2361,7 +2361,7 @@
               <w:spacing w:after="40" w:before="0"/>
               <w:jc w:val="left"/>
             </w:pPr>
-            <w:del w:id="9020" w:author="Claude (AI) - proposed" w:date="2026-10-15T20:13:40Z">
+            <w:del w:id="9020" w:author="Claude (AI) - proposed" w:date="2026-10-18T00:27:08Z">
               <w:r>
                 <w:rPr>
                   <w:rFonts w:ascii="Arial" w:cs="Arial" w:eastAsia="Arial" w:hAnsi="Arial"/>
@@ -2376,7 +2376,7 @@
                 <w:delText xml:space="preserve">States</w:delText>
               </w:r>
             </w:del>
-            <w:ins w:id="9021" w:author="Claude (AI) - proposed" w:date="2026-10-15T20:13:40Z">
+            <w:ins w:id="9021" w:author="Claude (AI) - proposed" w:date="2026-10-18T00:27:08Z">
               <w:r>
                 <w:rPr>
                   <w:rFonts w:ascii="Arial" w:cs="Arial" w:eastAsia="Arial" w:hAnsi="Arial"/>
@@ -2424,7 +2424,7 @@
               <w:spacing w:after="40" w:before="0"/>
               <w:jc w:val="left"/>
             </w:pPr>
-            <w:del w:id="9022" w:author="Claude (AI) - proposed" w:date="2026-10-15T20:13:40Z">
+            <w:del w:id="9022" w:author="Claude (AI) - proposed" w:date="2026-10-18T00:27:08Z">
               <w:r>
                 <w:rPr>
                   <w:rFonts w:ascii="Arial" w:cs="Arial" w:eastAsia="Arial" w:hAnsi="Arial"/>
@@ -2439,7 +2439,7 @@
                 <w:delText xml:space="preserve">Describes</w:delText>
               </w:r>
             </w:del>
-            <w:ins w:id="9023" w:author="Claude (AI) - proposed" w:date="2026-10-15T20:13:40Z">
+            <w:ins w:id="9023" w:author="Claude (AI) - proposed" w:date="2026-10-18T00:27:08Z">
               <w:r>
                 <w:rPr>
                   <w:rFonts w:ascii="Arial" w:cs="Arial" w:eastAsia="Arial" w:hAnsi="Arial"/>
@@ -2502,7 +2502,7 @@
               </w:rPr>
               <w:t xml:space="preserve">Accuracy</w:t>
             </w:r>
-            <w:del w:id="9024" w:author="Claude (AI) - proposed" w:date="2026-10-15T20:13:40Z">
+            <w:del w:id="9024" w:author="Claude (AI) - proposed" w:date="2026-10-18T00:27:08Z">
               <w:r>
                 <w:rPr>
                   <w:rFonts w:ascii="Arial" w:cs="Arial" w:eastAsia="Arial" w:hAnsi="Arial"/>
@@ -2517,7 +2517,7 @@
                 <w:delText xml:space="preserve"> and approximation</w:delText>
               </w:r>
             </w:del>
-            <w:ins w:id="9025" w:author="Claude (AI) - proposed" w:date="2026-10-15T20:13:40Z">
+            <w:ins w:id="9025" w:author="Claude (AI) - proposed" w:date="2026-10-18T00:27:08Z">
               <w:r>
                 <w:rPr>
                   <w:rFonts w:ascii="Arial" w:cs="Arial" w:eastAsia="Arial" w:hAnsi="Arial"/>
@@ -2552,7 +2552,7 @@
               <w:spacing w:after="40" w:before="0"/>
               <w:jc w:val="left"/>
             </w:pPr>
-            <w:del w:id="9026" w:author="Claude (AI) - proposed" w:date="2026-10-15T20:13:40Z">
+            <w:del w:id="9026" w:author="Claude (AI) - proposed" w:date="2026-10-18T00:27:08Z">
               <w:r>
                 <w:rPr>
                   <w:rFonts w:ascii="Arial" w:cs="Arial" w:eastAsia="Arial" w:hAnsi="Arial"/>
@@ -2567,7 +2567,7 @@
                 <w:delText xml:space="preserve">Explains</w:delText>
               </w:r>
             </w:del>
-            <w:ins w:id="9027" w:author="Claude (AI) - proposed" w:date="2026-10-15T20:13:40Z">
+            <w:ins w:id="9027" w:author="Claude (AI) - proposed" w:date="2026-10-18T00:27:08Z">
               <w:r>
                 <w:rPr>
                   <w:rFonts w:ascii="Arial" w:cs="Arial" w:eastAsia="Arial" w:hAnsi="Arial"/>
@@ -2595,7 +2595,7 @@
               </w:rPr>
               <w:t xml:space="preserve"> the effect of rounding or using 22/7, shows 28 × 22/7 = 88, </w:t>
             </w:r>
-            <w:del w:id="9028" w:author="Claude (AI) - proposed" w:date="2026-10-15T20:13:40Z">
+            <w:del w:id="9028" w:author="Claude (AI) - proposed" w:date="2026-10-18T00:27:08Z">
               <w:r>
                 <w:rPr>
                   <w:rFonts w:ascii="Arial" w:cs="Arial" w:eastAsia="Arial" w:hAnsi="Arial"/>
@@ -2623,7 +2623,7 @@
               </w:rPr>
               <w:t xml:space="preserve">gives the strategy of carrying exact values and rounding only at the end</w:t>
             </w:r>
-            <w:del w:id="9029" w:author="Claude (AI) - proposed" w:date="2026-10-15T20:13:40Z">
+            <w:del w:id="9029" w:author="Claude (AI) - proposed" w:date="2026-10-18T00:27:08Z">
               <w:r>
                 <w:rPr>
                   <w:rFonts w:ascii="Arial" w:cs="Arial" w:eastAsia="Arial" w:hAnsi="Arial"/>
@@ -2638,7 +2638,7 @@
                 <w:delText xml:space="preserve">.</w:delText>
               </w:r>
             </w:del>
-            <w:ins w:id="9030" w:author="Claude (AI) - proposed" w:date="2026-10-15T20:13:40Z">
+            <w:ins w:id="9030" w:author="Claude (AI) - proposed" w:date="2026-10-18T00:27:08Z">
               <w:r>
                 <w:rPr>
                   <w:rFonts w:ascii="Arial" w:cs="Arial" w:eastAsia="Arial" w:hAnsi="Arial"/>
@@ -2673,7 +2673,7 @@
               <w:spacing w:after="40" w:before="0"/>
               <w:jc w:val="left"/>
             </w:pPr>
-            <w:del w:id="9031" w:author="Claude (AI) - proposed" w:date="2026-10-15T20:13:40Z">
+            <w:del w:id="9031" w:author="Claude (AI) - proposed" w:date="2026-10-18T00:27:08Z">
               <w:r>
                 <w:rPr>
                   <w:rFonts w:ascii="Arial" w:cs="Arial" w:eastAsia="Arial" w:hAnsi="Arial"/>
@@ -2688,7 +2688,7 @@
                 <w:delText xml:space="preserve">Explains</w:delText>
               </w:r>
             </w:del>
-            <w:ins w:id="9032" w:author="Claude (AI) - proposed" w:date="2026-10-15T20:13:40Z">
+            <w:ins w:id="9032" w:author="Claude (AI) - proposed" w:date="2026-10-18T00:27:08Z">
               <w:r>
                 <w:rPr>
                   <w:rFonts w:ascii="Arial" w:cs="Arial" w:eastAsia="Arial" w:hAnsi="Arial"/>
@@ -2716,7 +2716,7 @@
               </w:rPr>
               <w:t xml:space="preserve"> the approximation idea and gets most calculations correct, </w:t>
             </w:r>
-            <w:ins w:id="9033" w:author="Claude (AI) - proposed" w:date="2026-10-15T20:13:40Z">
+            <w:ins w:id="9033" w:author="Claude (AI) - proposed" w:date="2026-10-18T00:27:08Z">
               <w:r>
                 <w:rPr>
                   <w:rFonts w:ascii="Arial" w:cs="Arial" w:eastAsia="Arial" w:hAnsi="Arial"/>
@@ -2764,7 +2764,7 @@
               <w:spacing w:after="40" w:before="0"/>
               <w:jc w:val="left"/>
             </w:pPr>
-            <w:del w:id="9034" w:author="Claude (AI) - proposed" w:date="2026-10-15T20:13:40Z">
+            <w:del w:id="9034" w:author="Claude (AI) - proposed" w:date="2026-10-18T00:27:08Z">
               <w:r>
                 <w:rPr>
                   <w:rFonts w:ascii="Arial" w:cs="Arial" w:eastAsia="Arial" w:hAnsi="Arial"/>
@@ -2779,7 +2779,7 @@
                 <w:delText xml:space="preserve">Calculations</w:delText>
               </w:r>
             </w:del>
-            <w:ins w:id="9035" w:author="Claude (AI) - proposed" w:date="2026-10-15T20:13:40Z">
+            <w:ins w:id="9035" w:author="Claude (AI) - proposed" w:date="2026-10-18T00:27:08Z">
               <w:r>
                 <w:rPr>
                   <w:rFonts w:ascii="Arial" w:cs="Arial" w:eastAsia="Arial" w:hAnsi="Arial"/>
@@ -2807,7 +2807,7 @@
               </w:rPr>
               <w:t xml:space="preserve"> are incomplete or incorrect</w:t>
             </w:r>
-            <w:ins w:id="9036" w:author="Claude (AI) - proposed" w:date="2026-10-15T20:13:40Z">
+            <w:ins w:id="9036" w:author="Claude (AI) - proposed" w:date="2026-10-18T00:27:08Z">
               <w:r>
                 <w:rPr>
                   <w:rFonts w:ascii="Arial" w:cs="Arial" w:eastAsia="Arial" w:hAnsi="Arial"/>
@@ -2890,7 +2890,7 @@
               <w:spacing w:after="40" w:before="0"/>
               <w:jc w:val="left"/>
             </w:pPr>
-            <w:del w:id="9037" w:author="Claude (AI) - proposed" w:date="2026-10-15T20:13:40Z">
+            <w:del w:id="9037" w:author="Claude (AI) - proposed" w:date="2026-10-18T00:27:08Z">
               <w:r>
                 <w:rPr>
                   <w:rFonts w:ascii="Arial" w:cs="Arial" w:eastAsia="Arial" w:hAnsi="Arial"/>
@@ -2905,7 +2905,7 @@
                 <w:delText xml:space="preserve">Correctly</w:delText>
               </w:r>
             </w:del>
-            <w:ins w:id="9038" w:author="Claude (AI) - proposed" w:date="2026-10-15T20:13:40Z">
+            <w:ins w:id="9038" w:author="Claude (AI) - proposed" w:date="2026-10-18T00:27:08Z">
               <w:r>
                 <w:rPr>
                   <w:rFonts w:ascii="Arial" w:cs="Arial" w:eastAsia="Arial" w:hAnsi="Arial"/>
@@ -2953,7 +2953,7 @@
               <w:spacing w:after="40" w:before="0"/>
               <w:jc w:val="left"/>
             </w:pPr>
-            <w:del w:id="9039" w:author="Claude (AI) - proposed" w:date="2026-10-15T20:13:40Z">
+            <w:del w:id="9039" w:author="Claude (AI) - proposed" w:date="2026-10-18T00:27:08Z">
               <w:r>
                 <w:rPr>
                   <w:rFonts w:ascii="Arial" w:cs="Arial" w:eastAsia="Arial" w:hAnsi="Arial"/>
@@ -2968,7 +2968,7 @@
                 <w:delText xml:space="preserve">Calculates</w:delText>
               </w:r>
             </w:del>
-            <w:ins w:id="9040" w:author="Claude (AI) - proposed" w:date="2026-10-15T20:13:40Z">
+            <w:ins w:id="9040" w:author="Claude (AI) - proposed" w:date="2026-10-18T00:27:08Z">
               <w:r>
                 <w:rPr>
                   <w:rFonts w:ascii="Arial" w:cs="Arial" w:eastAsia="Arial" w:hAnsi="Arial"/>
@@ -3016,7 +3016,7 @@
               <w:spacing w:after="40" w:before="0"/>
               <w:jc w:val="left"/>
             </w:pPr>
-            <w:del w:id="9041" w:author="Claude (AI) - proposed" w:date="2026-10-15T20:13:40Z">
+            <w:del w:id="9041" w:author="Claude (AI) - proposed" w:date="2026-10-18T00:27:08Z">
               <w:r>
                 <w:rPr>
                   <w:rFonts w:ascii="Arial" w:cs="Arial" w:eastAsia="Arial" w:hAnsi="Arial"/>
@@ -3031,7 +3031,7 @@
                 <w:delText xml:space="preserve">Does</w:delText>
               </w:r>
             </w:del>
-            <w:ins w:id="9042" w:author="Claude (AI) - proposed" w:date="2026-10-15T20:13:40Z">
+            <w:ins w:id="9042" w:author="Claude (AI) - proposed" w:date="2026-10-18T00:27:08Z">
               <w:r>
                 <w:rPr>
                   <w:rFonts w:ascii="Arial" w:cs="Arial" w:eastAsia="Arial" w:hAnsi="Arial"/>
@@ -3114,7 +3114,7 @@
               <w:spacing w:after="40" w:before="0"/>
               <w:jc w:val="left"/>
             </w:pPr>
-            <w:del w:id="9043" w:author="Claude (AI) - proposed" w:date="2026-10-15T20:13:40Z">
+            <w:del w:id="9043" w:author="Claude (AI) - proposed" w:date="2026-10-18T00:27:08Z">
               <w:r>
                 <w:rPr>
                   <w:rFonts w:ascii="Arial" w:cs="Arial" w:eastAsia="Arial" w:hAnsi="Arial"/>
@@ -3129,7 +3129,7 @@
                 <w:delText xml:space="preserve">Gives</w:delText>
               </w:r>
             </w:del>
-            <w:ins w:id="9044" w:author="Claude (AI) - proposed" w:date="2026-10-15T20:13:40Z">
+            <w:ins w:id="9044" w:author="Claude (AI) - proposed" w:date="2026-10-18T00:27:08Z">
               <w:r>
                 <w:rPr>
                   <w:rFonts w:ascii="Arial" w:cs="Arial" w:eastAsia="Arial" w:hAnsi="Arial"/>
@@ -3177,7 +3177,7 @@
               <w:spacing w:after="40" w:before="0"/>
               <w:jc w:val="left"/>
             </w:pPr>
-            <w:del w:id="9045" w:author="Claude (AI) - proposed" w:date="2026-10-15T20:13:40Z">
+            <w:del w:id="9045" w:author="Claude (AI) - proposed" w:date="2026-10-18T00:27:08Z">
               <w:r>
                 <w:rPr>
                   <w:rFonts w:ascii="Arial" w:cs="Arial" w:eastAsia="Arial" w:hAnsi="Arial"/>
@@ -3192,7 +3192,7 @@
                 <w:delText xml:space="preserve">Gives</w:delText>
               </w:r>
             </w:del>
-            <w:ins w:id="9046" w:author="Claude (AI) - proposed" w:date="2026-10-15T20:13:40Z">
+            <w:ins w:id="9046" w:author="Claude (AI) - proposed" w:date="2026-10-18T00:27:08Z">
               <w:r>
                 <w:rPr>
                   <w:rFonts w:ascii="Arial" w:cs="Arial" w:eastAsia="Arial" w:hAnsi="Arial"/>
@@ -3240,7 +3240,7 @@
               <w:spacing w:after="40" w:before="0"/>
               <w:jc w:val="left"/>
             </w:pPr>
-            <w:del w:id="9047" w:author="Claude (AI) - proposed" w:date="2026-10-15T20:13:40Z">
+            <w:del w:id="9047" w:author="Claude (AI) - proposed" w:date="2026-10-18T00:27:08Z">
               <w:r>
                 <w:rPr>
                   <w:rFonts w:ascii="Arial" w:cs="Arial" w:eastAsia="Arial" w:hAnsi="Arial"/>
@@ -3255,7 +3255,7 @@
                 <w:delText xml:space="preserve">Gives</w:delText>
               </w:r>
             </w:del>
-            <w:ins w:id="9048" w:author="Claude (AI) - proposed" w:date="2026-10-15T20:13:40Z">
+            <w:ins w:id="9048" w:author="Claude (AI) - proposed" w:date="2026-10-18T00:27:08Z">
               <w:r>
                 <w:rPr>
                   <w:rFonts w:ascii="Arial" w:cs="Arial" w:eastAsia="Arial" w:hAnsi="Arial"/>
@@ -3405,7 +3405,7 @@
         </w:rPr>
         <w:t xml:space="preserve">© 2026 SeaVuria and ARES. This work is licensed under a </w:t>
       </w:r>
-      <w:hyperlink w:history="1" r:id="rIdecpblrsuq26rj0pmmtepe">
+      <w:hyperlink w:history="1" r:id="rIdxztt_csrpbjqhew5wuke6">
         <w:r>
           <w:rPr>
             <w:rFonts w:ascii="Arial" w:cs="Arial" w:eastAsia="Arial" w:hAnsi="Arial"/>
@@ -3425,7 +3425,7 @@
         </w:rPr>
         <w:t xml:space="preserve"> (</w:t>
       </w:r>
-      <w:hyperlink w:history="1" r:id="rIdmfpfzaci9tzpwluke6t24">
+      <w:hyperlink w:history="1" r:id="rId3uj2hkjr9tekm-ml5dfqd">
         <w:r>
           <w:rPr>
             <w:rFonts w:ascii="Arial" w:cs="Arial" w:eastAsia="Arial" w:hAnsi="Arial"/>
@@ -3445,7 +3445,7 @@
         </w:rPr>
         <w:t xml:space="preserve">). To view a copy of this license, visit </w:t>
       </w:r>
-      <w:hyperlink w:history="1" r:id="rId7jmoqxwsrwqbcvs5msf_y">
+      <w:hyperlink w:history="1" r:id="rIdktvjoxc3ubsxkpf-j8unu">
         <w:r>
           <w:rPr>
             <w:rFonts w:ascii="Arial" w:cs="Arial" w:eastAsia="Arial" w:hAnsi="Arial"/>
